--- a/backend/templates/Receipt_Template.docx
+++ b/backend/templates/Receipt_Template.docx
@@ -690,7 +690,7 @@
                 <w:sz w:val="17"/>
                 <w:szCs w:val="17"/>
               </w:rPr>
-              <w:t xml:space="preserve">{{LicensesUserCount}} licensed users  ·  {{Currency}} {{PricePerUser}} per user</w:t>
+              <w:t xml:space="preserve">{{LicensesUserCount}} licensed users  ·  {{Currency}} {{PricePerUser}} per user / month</w:t>
             </w:r>
           </w:p>
         </w:tc>
